--- a/DOCS - ANEJOS/Plantillas/PLANTILLA_MAESTRA_ESS.docx
+++ b/DOCS - ANEJOS/Plantillas/PLANTILLA_MAESTRA_ESS.docx
@@ -847,8 +847,9 @@
       </w:r>
     </w:p>
     <w:p>
-      <w:pPr>
-        <w:pStyle w:val="Ttulo2"/>
+      <w:pPr xmlns:w="http://schemas.openxmlformats.org/wordprocessingml/2006/main">
+        <w:spacing w:before="240" w:after="60"/>
+        <w:jc w:val="center"/>
       </w:pPr>
       <w:bookmarkStart w:id="0" w:name="_Toc226615349"/>
       <w:r>
@@ -858,7 +859,7 @@
     </w:p>
     <w:p>
       <w:pPr>
-        <w:spacing w:after="120"/>
+        <w:spacing w:after="0" w:before="0" w:line="288" w:lineRule="auto"/>
       </w:pPr>
       <w:r>
         <w:t xml:space="preserve">[El presente anejo tiene por objeto … </w:t>
@@ -883,6 +884,8 @@
     <w:p>
       <w:pPr>
         <w:pStyle w:val="Ttulo2"/>
+        <w:spacing w:before="220" w:after="120" w:lineRule="auto"/>
+        <w:keepNext/>
       </w:pPr>
       <w:bookmarkStart w:id="1" w:name="_Toc226615350"/>
       <w:r>
@@ -892,7 +895,7 @@
     </w:p>
     <w:p>
       <w:pPr>
-        <w:spacing w:after="80"/>
+        <w:spacing w:after="0" w:before="0" w:line="288" w:lineRule="auto"/>
       </w:pPr>
       <w:r>
         <w:t>[Describir la documentación de partida: cartografía, estudios previos, normativa de aplicación, datos de campo, ensayos u otros documentos de referencia.]</w:t>
@@ -900,7 +903,7 @@
     </w:p>
     <w:p>
       <w:pPr>
-        <w:spacing w:after="80"/>
+        <w:spacing w:after="0" w:before="0" w:line="288" w:lineRule="auto"/>
       </w:pPr>
       <w:r>
         <w:t>La normativa de aplicación es la siguiente:</w:t>
@@ -913,7 +916,7 @@
           <w:ilvl w:val="0"/>
           <w:numId w:val="2"/>
         </w:numPr>
-        <w:spacing w:before="60" w:after="60"/>
+        <w:spacing w:after="0" w:before="0" w:line="288" w:lineRule="auto"/>
       </w:pPr>
       <w:r>
         <w:t>[Referencia normativa 1. Descripción breve.]</w:t>
@@ -926,7 +929,7 @@
           <w:ilvl w:val="0"/>
           <w:numId w:val="2"/>
         </w:numPr>
-        <w:spacing w:before="60" w:after="60"/>
+        <w:spacing w:after="0" w:before="0" w:line="288" w:lineRule="auto"/>
       </w:pPr>
       <w:r>
         <w:t>[Referencia normativa 2. Descripción breve.]</w:t>
@@ -939,7 +942,7 @@
           <w:ilvl w:val="0"/>
           <w:numId w:val="2"/>
         </w:numPr>
-        <w:spacing w:before="60" w:after="60"/>
+        <w:spacing w:after="0" w:before="0" w:line="288" w:lineRule="auto"/>
       </w:pPr>
       <w:r>
         <w:t>[Referencia normativa 3. Descripción breve.]</w:t>
@@ -953,6 +956,8 @@
     <w:p>
       <w:pPr>
         <w:pStyle w:val="Ttulo2"/>
+        <w:spacing w:before="220" w:after="120" w:lineRule="auto"/>
+        <w:keepNext/>
       </w:pPr>
       <w:bookmarkStart w:id="2" w:name="_Toc226615351"/>
       <w:r>
@@ -962,7 +967,7 @@
     </w:p>
     <w:p>
       <w:pPr>
-        <w:spacing w:after="120"/>
+        <w:spacing w:after="0" w:before="0" w:line="288" w:lineRule="auto"/>
       </w:pPr>
       <w:r>
         <w:t>[Describir los criterios de diseño, hipótesis, condicionantes y la solución adoptada.]</w:t>
@@ -971,6 +976,8 @@
     <w:p>
       <w:pPr>
         <w:pStyle w:val="Ttulo3"/>
+        <w:spacing w:before="180" w:after="100" w:lineRule="auto"/>
+        <w:keepNext/>
       </w:pPr>
       <w:bookmarkStart w:id="3" w:name="_Toc226615352"/>
       <w:r>
@@ -980,7 +987,7 @@
     </w:p>
     <w:p>
       <w:pPr>
-        <w:spacing w:after="200"/>
+        <w:spacing w:after="0" w:before="0" w:line="288" w:lineRule="auto"/>
       </w:pPr>
       <w:r>
         <w:t>[Contenido del subapartado 3.1. Referenciar planos cuando proceda: véase Plano n.º XX.]</w:t>
@@ -988,7 +995,7 @@
     </w:p>
     <w:p>
       <w:pPr>
-        <w:spacing w:before="240" w:after="60"/>
+        <w:spacing w:after="0" w:before="0" w:line="288" w:lineRule="auto"/>
         <w:jc w:val="center"/>
       </w:pPr>
       <w:r>
@@ -1002,17 +1009,10 @@
         <w:t>Tabla X. [Título de la tabla]</w:t>
       </w:r>
     </w:p>
-    <w:p>
-      <w:r>
-        <w:rPr>
-          <w:rFonts w:ascii="Montserrat" w:hAnsi="Montserrat" w:eastAsia="Montserrat" w:cs="Montserrat"/>
-        </w:rPr>
-        <w:t xml:space="preserve">Tabla 1. Resumen de informacion de partida</w:t>
-      </w:r>
-    </w:p>
     <w:tbl>
       <w:tblPr>
         <w:tblW w:w="9072" w:type="dxa"/>
+        <w:jc w:val="center"/>
         <w:tblBorders>
           <w:top w:val="single" w:sz="4" w:space="0" w:color="auto"/>
           <w:left w:val="single" w:sz="4" w:space="0" w:color="auto"/>
@@ -1022,10 +1022,14 @@
           <w:insideV w:val="single" w:sz="4" w:space="0" w:color="auto"/>
         </w:tblBorders>
         <w:tblCellMar>
-          <w:left w:w="10" w:type="dxa"/>
-          <w:right w:w="10" w:type="dxa"/>
+          <w:left w:w="100" w:type="dxa"/>
+          <w:right w:w="100" w:type="dxa"/>
+          <w:top w:w="80" w:type="dxa"/>
+          <w:bottom w:w="80" w:type="dxa"/>
         </w:tblCellMar>
         <w:tblLook w:val="04A0" w:firstRow="1" w:lastRow="0" w:firstColumn="1" w:lastColumn="0" w:noHBand="0" w:noVBand="1"/>
+        <w:tblStyle w:val="TableGrid"/>
+        <w:tblLayout w:type="fixed"/>
       </w:tblPr>
       <w:tblGrid>
         <w:gridCol w:w="1923"/>
@@ -1042,18 +1046,12 @@
           </w:tblCellMar>
         </w:tblPrEx>
         <w:trPr>
-          <w:tblHeader/>
+          <w:tblHeader w:val="1"/>
+          <w:cantSplit w:val="1"/>
         </w:trPr>
         <w:tc>
           <w:tcPr>
             <w:tcW w:w="2000" w:type="dxa"/>
-            <w:tcBorders>
-              <w:top w:val="none" w:sz="0" w:space="0" w:color="FFFFFF"/>
-              <w:left w:val="none" w:sz="0" w:space="0" w:color="FFFFFF"/>
-              <w:bottom w:val="none" w:sz="0" w:space="0" w:color="FFFFFF"/>
-              <w:right w:val="none" w:sz="0" w:space="0" w:color="FFFFFF"/>
-            </w:tcBorders>
-            <w:shd w:val="clear" w:color="auto" w:fill="366092"/>
             <w:tcMar>
               <w:top w:w="80" w:type="dxa"/>
               <w:left w:w="120" w:type="dxa"/>
@@ -1061,18 +1059,26 @@
               <w:right w:w="120" w:type="dxa"/>
             </w:tcMar>
             <w:vAlign w:val="center"/>
+            <w:shd w:val="clear" w:color="auto" w:fill="366092"/>
+            <w:tcBorders>
+              <w:top w:val="single" w:sz="4" w:space="0" w:color="366092"/>
+              <w:left w:val="single" w:sz="4" w:space="0" w:color="366092"/>
+              <w:bottom w:val="single" w:sz="4" w:space="0" w:color="366092"/>
+              <w:right w:val="single" w:sz="4" w:space="0" w:color="366092"/>
+            </w:tcBorders>
           </w:tcPr>
           <w:p>
             <w:pPr>
+              <w:spacing w:before="20" w:after="20" w:line="240" w:lineRule="auto"/>
               <w:jc w:val="center"/>
+              <w:suppressAutoHyphens/>
             </w:pPr>
             <w:r>
               <w:rPr>
-                <w:b/>
+                <w:rFonts w:ascii="Montserrat" w:hAnsi="Montserrat" w:eastAsia="Montserrat" w:cs="Montserrat"/>
+                <w:b w:val="1"/>
                 <w:bCs/>
                 <w:color w:val="FFFFFF"/>
-                <w:sz w:val="18"/>
-                <w:szCs w:val="18"/>
               </w:rPr>
               <w:t>PARÁMETRO</w:t>
             </w:r>
@@ -1081,13 +1087,6 @@
         <w:tc>
           <w:tcPr>
             <w:tcW w:w="2000" w:type="dxa"/>
-            <w:tcBorders>
-              <w:top w:val="none" w:sz="0" w:space="0" w:color="FFFFFF"/>
-              <w:left w:val="none" w:sz="0" w:space="0" w:color="FFFFFF"/>
-              <w:bottom w:val="none" w:sz="0" w:space="0" w:color="FFFFFF"/>
-              <w:right w:val="none" w:sz="0" w:space="0" w:color="FFFFFF"/>
-            </w:tcBorders>
-            <w:shd w:val="clear" w:color="auto" w:fill="366092"/>
             <w:tcMar>
               <w:top w:w="80" w:type="dxa"/>
               <w:left w:w="120" w:type="dxa"/>
@@ -1095,18 +1094,26 @@
               <w:right w:w="120" w:type="dxa"/>
             </w:tcMar>
             <w:vAlign w:val="center"/>
+            <w:shd w:val="clear" w:color="auto" w:fill="366092"/>
+            <w:tcBorders>
+              <w:top w:val="single" w:sz="4" w:space="0" w:color="366092"/>
+              <w:left w:val="single" w:sz="4" w:space="0" w:color="366092"/>
+              <w:bottom w:val="single" w:sz="4" w:space="0" w:color="366092"/>
+              <w:right w:val="single" w:sz="4" w:space="0" w:color="366092"/>
+            </w:tcBorders>
           </w:tcPr>
           <w:p>
             <w:pPr>
+              <w:spacing w:before="20" w:after="20" w:line="240" w:lineRule="auto"/>
               <w:jc w:val="center"/>
+              <w:suppressAutoHyphens/>
             </w:pPr>
             <w:r>
               <w:rPr>
-                <w:b/>
+                <w:rFonts w:ascii="Montserrat" w:hAnsi="Montserrat" w:eastAsia="Montserrat" w:cs="Montserrat"/>
+                <w:b w:val="1"/>
                 <w:bCs/>
                 <w:color w:val="FFFFFF"/>
-                <w:sz w:val="18"/>
-                <w:szCs w:val="18"/>
               </w:rPr>
               <w:t>VALOR</w:t>
             </w:r>
@@ -1115,13 +1122,6 @@
         <w:tc>
           <w:tcPr>
             <w:tcW w:w="2000" w:type="dxa"/>
-            <w:tcBorders>
-              <w:top w:val="none" w:sz="0" w:space="0" w:color="FFFFFF"/>
-              <w:left w:val="none" w:sz="0" w:space="0" w:color="FFFFFF"/>
-              <w:bottom w:val="none" w:sz="0" w:space="0" w:color="FFFFFF"/>
-              <w:right w:val="none" w:sz="0" w:space="0" w:color="FFFFFF"/>
-            </w:tcBorders>
-            <w:shd w:val="clear" w:color="auto" w:fill="366092"/>
             <w:tcMar>
               <w:top w:w="80" w:type="dxa"/>
               <w:left w:w="120" w:type="dxa"/>
@@ -1129,18 +1129,26 @@
               <w:right w:w="120" w:type="dxa"/>
             </w:tcMar>
             <w:vAlign w:val="center"/>
+            <w:shd w:val="clear" w:color="auto" w:fill="366092"/>
+            <w:tcBorders>
+              <w:top w:val="single" w:sz="4" w:space="0" w:color="366092"/>
+              <w:left w:val="single" w:sz="4" w:space="0" w:color="366092"/>
+              <w:bottom w:val="single" w:sz="4" w:space="0" w:color="366092"/>
+              <w:right w:val="single" w:sz="4" w:space="0" w:color="366092"/>
+            </w:tcBorders>
           </w:tcPr>
           <w:p>
             <w:pPr>
+              <w:spacing w:before="20" w:after="20" w:line="240" w:lineRule="auto"/>
               <w:jc w:val="center"/>
+              <w:suppressAutoHyphens/>
             </w:pPr>
             <w:r>
               <w:rPr>
-                <w:b/>
+                <w:rFonts w:ascii="Montserrat" w:hAnsi="Montserrat" w:eastAsia="Montserrat" w:cs="Montserrat"/>
+                <w:b w:val="1"/>
                 <w:bCs/>
                 <w:color w:val="FFFFFF"/>
-                <w:sz w:val="18"/>
-                <w:szCs w:val="18"/>
               </w:rPr>
               <w:t>UNIDADES</w:t>
             </w:r>
@@ -1149,13 +1157,6 @@
         <w:tc>
           <w:tcPr>
             <w:tcW w:w="1536" w:type="dxa"/>
-            <w:tcBorders>
-              <w:top w:val="none" w:sz="0" w:space="0" w:color="FFFFFF"/>
-              <w:left w:val="none" w:sz="0" w:space="0" w:color="FFFFFF"/>
-              <w:bottom w:val="none" w:sz="0" w:space="0" w:color="FFFFFF"/>
-              <w:right w:val="none" w:sz="0" w:space="0" w:color="FFFFFF"/>
-            </w:tcBorders>
-            <w:shd w:val="clear" w:color="auto" w:fill="366092"/>
             <w:tcMar>
               <w:top w:w="80" w:type="dxa"/>
               <w:left w:w="120" w:type="dxa"/>
@@ -1163,18 +1164,26 @@
               <w:right w:w="120" w:type="dxa"/>
             </w:tcMar>
             <w:vAlign w:val="center"/>
+            <w:shd w:val="clear" w:color="auto" w:fill="366092"/>
+            <w:tcBorders>
+              <w:top w:val="single" w:sz="4" w:space="0" w:color="366092"/>
+              <w:left w:val="single" w:sz="4" w:space="0" w:color="366092"/>
+              <w:bottom w:val="single" w:sz="4" w:space="0" w:color="366092"/>
+              <w:right w:val="single" w:sz="4" w:space="0" w:color="366092"/>
+            </w:tcBorders>
           </w:tcPr>
           <w:p>
             <w:pPr>
+              <w:spacing w:before="20" w:after="20" w:line="240" w:lineRule="auto"/>
               <w:jc w:val="center"/>
+              <w:suppressAutoHyphens/>
             </w:pPr>
             <w:r>
               <w:rPr>
-                <w:b/>
+                <w:rFonts w:ascii="Montserrat" w:hAnsi="Montserrat" w:eastAsia="Montserrat" w:cs="Montserrat"/>
+                <w:b w:val="1"/>
                 <w:bCs/>
                 <w:color w:val="FFFFFF"/>
-                <w:sz w:val="18"/>
-                <w:szCs w:val="18"/>
               </w:rPr>
               <w:t>NORMATIVA</w:t>
             </w:r>
@@ -1183,13 +1192,6 @@
         <w:tc>
           <w:tcPr>
             <w:tcW w:w="1536" w:type="dxa"/>
-            <w:tcBorders>
-              <w:top w:val="none" w:sz="0" w:space="0" w:color="FFFFFF"/>
-              <w:left w:val="none" w:sz="0" w:space="0" w:color="FFFFFF"/>
-              <w:bottom w:val="none" w:sz="0" w:space="0" w:color="FFFFFF"/>
-              <w:right w:val="none" w:sz="0" w:space="0" w:color="FFFFFF"/>
-            </w:tcBorders>
-            <w:shd w:val="clear" w:color="auto" w:fill="366092"/>
             <w:tcMar>
               <w:top w:w="80" w:type="dxa"/>
               <w:left w:w="120" w:type="dxa"/>
@@ -1197,18 +1199,26 @@
               <w:right w:w="120" w:type="dxa"/>
             </w:tcMar>
             <w:vAlign w:val="center"/>
+            <w:shd w:val="clear" w:color="auto" w:fill="366092"/>
+            <w:tcBorders>
+              <w:top w:val="single" w:sz="4" w:space="0" w:color="366092"/>
+              <w:left w:val="single" w:sz="4" w:space="0" w:color="366092"/>
+              <w:bottom w:val="single" w:sz="4" w:space="0" w:color="366092"/>
+              <w:right w:val="single" w:sz="4" w:space="0" w:color="366092"/>
+            </w:tcBorders>
           </w:tcPr>
           <w:p>
             <w:pPr>
+              <w:spacing w:before="20" w:after="20" w:line="240" w:lineRule="auto"/>
               <w:jc w:val="center"/>
+              <w:suppressAutoHyphens/>
             </w:pPr>
             <w:r>
               <w:rPr>
-                <w:b/>
+                <w:rFonts w:ascii="Montserrat" w:hAnsi="Montserrat" w:eastAsia="Montserrat" w:cs="Montserrat"/>
+                <w:b w:val="1"/>
                 <w:bCs/>
                 <w:color w:val="FFFFFF"/>
-                <w:sz w:val="18"/>
-                <w:szCs w:val="18"/>
               </w:rPr>
               <w:t>OBSERVACIONES</w:t>
             </w:r>
@@ -1222,27 +1232,38 @@
             <w:bottom w:w="0" w:type="dxa"/>
           </w:tblCellMar>
         </w:tblPrEx>
+        <w:trPr>
+          <w:cantSplit w:val="1"/>
+        </w:trPr>
         <w:tc>
           <w:tcPr>
             <w:tcW w:w="2000" w:type="dxa"/>
-            <w:tcBorders>
-              <w:top w:val="none" w:sz="0" w:space="0" w:color="FFFFFF"/>
-              <w:left w:val="none" w:sz="0" w:space="0" w:color="FFFFFF"/>
-              <w:bottom w:val="none" w:sz="0" w:space="0" w:color="FFFFFF"/>
-              <w:right w:val="none" w:sz="0" w:space="0" w:color="FFFFFF"/>
-            </w:tcBorders>
             <w:tcMar>
               <w:top w:w="80" w:type="dxa"/>
               <w:left w:w="120" w:type="dxa"/>
               <w:bottom w:w="80" w:type="dxa"/>
               <w:right w:w="120" w:type="dxa"/>
             </w:tcMar>
+            <w:vAlign w:val="center"/>
+            <w:shd w:val="clear" w:color="auto" w:fill="FFFFFF"/>
+            <w:tcBorders>
+              <w:top w:val="single" w:sz="4" w:space="0" w:color="366092"/>
+              <w:left w:val="single" w:sz="4" w:space="0" w:color="366092"/>
+              <w:bottom w:val="single" w:sz="4" w:space="0" w:color="366092"/>
+              <w:right w:val="single" w:sz="4" w:space="0" w:color="366092"/>
+            </w:tcBorders>
           </w:tcPr>
           <w:p>
-            <w:r>
-              <w:rPr>
-                <w:sz w:val="18"/>
-                <w:szCs w:val="18"/>
+            <w:pPr>
+              <w:spacing w:before="20" w:after="20" w:line="240" w:lineRule="auto"/>
+              <w:jc w:val="left"/>
+              <w:suppressAutoHyphens/>
+            </w:pPr>
+            <w:r>
+              <w:rPr>
+                <w:rFonts w:ascii="Montserrat" w:hAnsi="Montserrat" w:eastAsia="Montserrat" w:cs="Montserrat"/>
+                <w:b w:val="0"/>
+                <w:color w:val="000000"/>
               </w:rPr>
               <w:t>Parámetro 1</w:t>
             </w:r>
@@ -1251,24 +1272,32 @@
         <w:tc>
           <w:tcPr>
             <w:tcW w:w="2000" w:type="dxa"/>
-            <w:tcBorders>
-              <w:top w:val="none" w:sz="0" w:space="0" w:color="FFFFFF"/>
-              <w:left w:val="none" w:sz="0" w:space="0" w:color="FFFFFF"/>
-              <w:bottom w:val="none" w:sz="0" w:space="0" w:color="FFFFFF"/>
-              <w:right w:val="none" w:sz="0" w:space="0" w:color="FFFFFF"/>
-            </w:tcBorders>
             <w:tcMar>
               <w:top w:w="80" w:type="dxa"/>
               <w:left w:w="120" w:type="dxa"/>
               <w:bottom w:w="80" w:type="dxa"/>
               <w:right w:w="120" w:type="dxa"/>
             </w:tcMar>
+            <w:vAlign w:val="center"/>
+            <w:shd w:val="clear" w:color="auto" w:fill="FFFFFF"/>
+            <w:tcBorders>
+              <w:top w:val="single" w:sz="4" w:space="0" w:color="366092"/>
+              <w:left w:val="single" w:sz="4" w:space="0" w:color="366092"/>
+              <w:bottom w:val="single" w:sz="4" w:space="0" w:color="366092"/>
+              <w:right w:val="single" w:sz="4" w:space="0" w:color="366092"/>
+            </w:tcBorders>
           </w:tcPr>
           <w:p>
-            <w:r>
-              <w:rPr>
-                <w:sz w:val="18"/>
-                <w:szCs w:val="18"/>
+            <w:pPr>
+              <w:spacing w:before="20" w:after="20" w:line="240" w:lineRule="auto"/>
+              <w:jc w:val="left"/>
+              <w:suppressAutoHyphens/>
+            </w:pPr>
+            <w:r>
+              <w:rPr>
+                <w:rFonts w:ascii="Montserrat" w:hAnsi="Montserrat" w:eastAsia="Montserrat" w:cs="Montserrat"/>
+                <w:b w:val="0"/>
+                <w:color w:val="000000"/>
               </w:rPr>
               <w:t>—</w:t>
             </w:r>
@@ -1277,24 +1306,32 @@
         <w:tc>
           <w:tcPr>
             <w:tcW w:w="2000" w:type="dxa"/>
-            <w:tcBorders>
-              <w:top w:val="none" w:sz="0" w:space="0" w:color="FFFFFF"/>
-              <w:left w:val="none" w:sz="0" w:space="0" w:color="FFFFFF"/>
-              <w:bottom w:val="none" w:sz="0" w:space="0" w:color="FFFFFF"/>
-              <w:right w:val="none" w:sz="0" w:space="0" w:color="FFFFFF"/>
-            </w:tcBorders>
             <w:tcMar>
               <w:top w:w="80" w:type="dxa"/>
               <w:left w:w="120" w:type="dxa"/>
               <w:bottom w:w="80" w:type="dxa"/>
               <w:right w:w="120" w:type="dxa"/>
             </w:tcMar>
+            <w:vAlign w:val="center"/>
+            <w:shd w:val="clear" w:color="auto" w:fill="FFFFFF"/>
+            <w:tcBorders>
+              <w:top w:val="single" w:sz="4" w:space="0" w:color="366092"/>
+              <w:left w:val="single" w:sz="4" w:space="0" w:color="366092"/>
+              <w:bottom w:val="single" w:sz="4" w:space="0" w:color="366092"/>
+              <w:right w:val="single" w:sz="4" w:space="0" w:color="366092"/>
+            </w:tcBorders>
           </w:tcPr>
           <w:p>
-            <w:r>
-              <w:rPr>
-                <w:sz w:val="18"/>
-                <w:szCs w:val="18"/>
+            <w:pPr>
+              <w:spacing w:before="20" w:after="20" w:line="240" w:lineRule="auto"/>
+              <w:jc w:val="left"/>
+              <w:suppressAutoHyphens/>
+            </w:pPr>
+            <w:r>
+              <w:rPr>
+                <w:rFonts w:ascii="Montserrat" w:hAnsi="Montserrat" w:eastAsia="Montserrat" w:cs="Montserrat"/>
+                <w:b w:val="0"/>
+                <w:color w:val="000000"/>
               </w:rPr>
               <w:t>—</w:t>
             </w:r>
@@ -1303,24 +1340,32 @@
         <w:tc>
           <w:tcPr>
             <w:tcW w:w="1536" w:type="dxa"/>
-            <w:tcBorders>
-              <w:top w:val="none" w:sz="0" w:space="0" w:color="FFFFFF"/>
-              <w:left w:val="none" w:sz="0" w:space="0" w:color="FFFFFF"/>
-              <w:bottom w:val="none" w:sz="0" w:space="0" w:color="FFFFFF"/>
-              <w:right w:val="none" w:sz="0" w:space="0" w:color="FFFFFF"/>
-            </w:tcBorders>
             <w:tcMar>
               <w:top w:w="80" w:type="dxa"/>
               <w:left w:w="120" w:type="dxa"/>
               <w:bottom w:w="80" w:type="dxa"/>
               <w:right w:w="120" w:type="dxa"/>
             </w:tcMar>
+            <w:vAlign w:val="center"/>
+            <w:shd w:val="clear" w:color="auto" w:fill="FFFFFF"/>
+            <w:tcBorders>
+              <w:top w:val="single" w:sz="4" w:space="0" w:color="366092"/>
+              <w:left w:val="single" w:sz="4" w:space="0" w:color="366092"/>
+              <w:bottom w:val="single" w:sz="4" w:space="0" w:color="366092"/>
+              <w:right w:val="single" w:sz="4" w:space="0" w:color="366092"/>
+            </w:tcBorders>
           </w:tcPr>
           <w:p>
-            <w:r>
-              <w:rPr>
-                <w:sz w:val="18"/>
-                <w:szCs w:val="18"/>
+            <w:pPr>
+              <w:spacing w:before="20" w:after="20" w:line="240" w:lineRule="auto"/>
+              <w:jc w:val="left"/>
+              <w:suppressAutoHyphens/>
+            </w:pPr>
+            <w:r>
+              <w:rPr>
+                <w:rFonts w:ascii="Montserrat" w:hAnsi="Montserrat" w:eastAsia="Montserrat" w:cs="Montserrat"/>
+                <w:b w:val="0"/>
+                <w:color w:val="000000"/>
               </w:rPr>
               <w:t>—</w:t>
             </w:r>
@@ -1329,24 +1374,32 @@
         <w:tc>
           <w:tcPr>
             <w:tcW w:w="1536" w:type="dxa"/>
-            <w:tcBorders>
-              <w:top w:val="none" w:sz="0" w:space="0" w:color="FFFFFF"/>
-              <w:left w:val="none" w:sz="0" w:space="0" w:color="FFFFFF"/>
-              <w:bottom w:val="none" w:sz="0" w:space="0" w:color="FFFFFF"/>
-              <w:right w:val="none" w:sz="0" w:space="0" w:color="FFFFFF"/>
-            </w:tcBorders>
             <w:tcMar>
               <w:top w:w="80" w:type="dxa"/>
               <w:left w:w="120" w:type="dxa"/>
               <w:bottom w:w="80" w:type="dxa"/>
               <w:right w:w="120" w:type="dxa"/>
             </w:tcMar>
+            <w:vAlign w:val="center"/>
+            <w:shd w:val="clear" w:color="auto" w:fill="FFFFFF"/>
+            <w:tcBorders>
+              <w:top w:val="single" w:sz="4" w:space="0" w:color="366092"/>
+              <w:left w:val="single" w:sz="4" w:space="0" w:color="366092"/>
+              <w:bottom w:val="single" w:sz="4" w:space="0" w:color="366092"/>
+              <w:right w:val="single" w:sz="4" w:space="0" w:color="366092"/>
+            </w:tcBorders>
           </w:tcPr>
           <w:p>
-            <w:r>
-              <w:rPr>
-                <w:sz w:val="18"/>
-                <w:szCs w:val="18"/>
+            <w:pPr>
+              <w:spacing w:before="20" w:after="20" w:line="240" w:lineRule="auto"/>
+              <w:jc w:val="left"/>
+              <w:suppressAutoHyphens/>
+            </w:pPr>
+            <w:r>
+              <w:rPr>
+                <w:rFonts w:ascii="Montserrat" w:hAnsi="Montserrat" w:eastAsia="Montserrat" w:cs="Montserrat"/>
+                <w:b w:val="0"/>
+                <w:color w:val="000000"/>
               </w:rPr>
               <w:t>—</w:t>
             </w:r>
@@ -1360,28 +1413,38 @@
             <w:bottom w:w="0" w:type="dxa"/>
           </w:tblCellMar>
         </w:tblPrEx>
+        <w:trPr>
+          <w:cantSplit w:val="1"/>
+        </w:trPr>
         <w:tc>
           <w:tcPr>
             <w:tcW w:w="2000" w:type="dxa"/>
-            <w:tcBorders>
-              <w:top w:val="none" w:sz="0" w:space="0" w:color="FFFFFF"/>
-              <w:left w:val="none" w:sz="0" w:space="0" w:color="FFFFFF"/>
-              <w:bottom w:val="none" w:sz="0" w:space="0" w:color="FFFFFF"/>
-              <w:right w:val="none" w:sz="0" w:space="0" w:color="FFFFFF"/>
-            </w:tcBorders>
-            <w:shd w:val="clear" w:color="auto" w:fill="F2F2F2"/>
             <w:tcMar>
               <w:top w:w="80" w:type="dxa"/>
               <w:left w:w="120" w:type="dxa"/>
               <w:bottom w:w="80" w:type="dxa"/>
               <w:right w:w="120" w:type="dxa"/>
             </w:tcMar>
+            <w:vAlign w:val="center"/>
+            <w:shd w:val="clear" w:color="auto" w:fill="D9EAF7"/>
+            <w:tcBorders>
+              <w:top w:val="single" w:sz="4" w:space="0" w:color="366092"/>
+              <w:left w:val="single" w:sz="4" w:space="0" w:color="366092"/>
+              <w:bottom w:val="single" w:sz="4" w:space="0" w:color="366092"/>
+              <w:right w:val="single" w:sz="4" w:space="0" w:color="366092"/>
+            </w:tcBorders>
           </w:tcPr>
           <w:p>
-            <w:r>
-              <w:rPr>
-                <w:sz w:val="18"/>
-                <w:szCs w:val="18"/>
+            <w:pPr>
+              <w:spacing w:before="20" w:after="20" w:line="240" w:lineRule="auto"/>
+              <w:jc w:val="left"/>
+              <w:suppressAutoHyphens/>
+            </w:pPr>
+            <w:r>
+              <w:rPr>
+                <w:rFonts w:ascii="Montserrat" w:hAnsi="Montserrat" w:eastAsia="Montserrat" w:cs="Montserrat"/>
+                <w:b w:val="0"/>
+                <w:color w:val="000000"/>
               </w:rPr>
               <w:t>Parámetro 2</w:t>
             </w:r>
@@ -1390,25 +1453,32 @@
         <w:tc>
           <w:tcPr>
             <w:tcW w:w="2000" w:type="dxa"/>
-            <w:tcBorders>
-              <w:top w:val="none" w:sz="0" w:space="0" w:color="FFFFFF"/>
-              <w:left w:val="none" w:sz="0" w:space="0" w:color="FFFFFF"/>
-              <w:bottom w:val="none" w:sz="0" w:space="0" w:color="FFFFFF"/>
-              <w:right w:val="none" w:sz="0" w:space="0" w:color="FFFFFF"/>
-            </w:tcBorders>
-            <w:shd w:val="clear" w:color="auto" w:fill="F2F2F2"/>
             <w:tcMar>
               <w:top w:w="80" w:type="dxa"/>
               <w:left w:w="120" w:type="dxa"/>
               <w:bottom w:w="80" w:type="dxa"/>
               <w:right w:w="120" w:type="dxa"/>
             </w:tcMar>
+            <w:vAlign w:val="center"/>
+            <w:shd w:val="clear" w:color="auto" w:fill="D9EAF7"/>
+            <w:tcBorders>
+              <w:top w:val="single" w:sz="4" w:space="0" w:color="366092"/>
+              <w:left w:val="single" w:sz="4" w:space="0" w:color="366092"/>
+              <w:bottom w:val="single" w:sz="4" w:space="0" w:color="366092"/>
+              <w:right w:val="single" w:sz="4" w:space="0" w:color="366092"/>
+            </w:tcBorders>
           </w:tcPr>
           <w:p>
-            <w:r>
-              <w:rPr>
-                <w:sz w:val="18"/>
-                <w:szCs w:val="18"/>
+            <w:pPr>
+              <w:spacing w:before="20" w:after="20" w:line="240" w:lineRule="auto"/>
+              <w:jc w:val="left"/>
+              <w:suppressAutoHyphens/>
+            </w:pPr>
+            <w:r>
+              <w:rPr>
+                <w:rFonts w:ascii="Montserrat" w:hAnsi="Montserrat" w:eastAsia="Montserrat" w:cs="Montserrat"/>
+                <w:b w:val="0"/>
+                <w:color w:val="000000"/>
               </w:rPr>
               <w:t>—</w:t>
             </w:r>
@@ -1417,25 +1487,32 @@
         <w:tc>
           <w:tcPr>
             <w:tcW w:w="2000" w:type="dxa"/>
-            <w:tcBorders>
-              <w:top w:val="none" w:sz="0" w:space="0" w:color="FFFFFF"/>
-              <w:left w:val="none" w:sz="0" w:space="0" w:color="FFFFFF"/>
-              <w:bottom w:val="none" w:sz="0" w:space="0" w:color="FFFFFF"/>
-              <w:right w:val="none" w:sz="0" w:space="0" w:color="FFFFFF"/>
-            </w:tcBorders>
-            <w:shd w:val="clear" w:color="auto" w:fill="F2F2F2"/>
             <w:tcMar>
               <w:top w:w="80" w:type="dxa"/>
               <w:left w:w="120" w:type="dxa"/>
               <w:bottom w:w="80" w:type="dxa"/>
               <w:right w:w="120" w:type="dxa"/>
             </w:tcMar>
+            <w:vAlign w:val="center"/>
+            <w:shd w:val="clear" w:color="auto" w:fill="D9EAF7"/>
+            <w:tcBorders>
+              <w:top w:val="single" w:sz="4" w:space="0" w:color="366092"/>
+              <w:left w:val="single" w:sz="4" w:space="0" w:color="366092"/>
+              <w:bottom w:val="single" w:sz="4" w:space="0" w:color="366092"/>
+              <w:right w:val="single" w:sz="4" w:space="0" w:color="366092"/>
+            </w:tcBorders>
           </w:tcPr>
           <w:p>
-            <w:r>
-              <w:rPr>
-                <w:sz w:val="18"/>
-                <w:szCs w:val="18"/>
+            <w:pPr>
+              <w:spacing w:before="20" w:after="20" w:line="240" w:lineRule="auto"/>
+              <w:jc w:val="left"/>
+              <w:suppressAutoHyphens/>
+            </w:pPr>
+            <w:r>
+              <w:rPr>
+                <w:rFonts w:ascii="Montserrat" w:hAnsi="Montserrat" w:eastAsia="Montserrat" w:cs="Montserrat"/>
+                <w:b w:val="0"/>
+                <w:color w:val="000000"/>
               </w:rPr>
               <w:t>—</w:t>
             </w:r>
@@ -1444,25 +1521,32 @@
         <w:tc>
           <w:tcPr>
             <w:tcW w:w="1536" w:type="dxa"/>
-            <w:tcBorders>
-              <w:top w:val="none" w:sz="0" w:space="0" w:color="FFFFFF"/>
-              <w:left w:val="none" w:sz="0" w:space="0" w:color="FFFFFF"/>
-              <w:bottom w:val="none" w:sz="0" w:space="0" w:color="FFFFFF"/>
-              <w:right w:val="none" w:sz="0" w:space="0" w:color="FFFFFF"/>
-            </w:tcBorders>
-            <w:shd w:val="clear" w:color="auto" w:fill="F2F2F2"/>
             <w:tcMar>
               <w:top w:w="80" w:type="dxa"/>
               <w:left w:w="120" w:type="dxa"/>
               <w:bottom w:w="80" w:type="dxa"/>
               <w:right w:w="120" w:type="dxa"/>
             </w:tcMar>
+            <w:vAlign w:val="center"/>
+            <w:shd w:val="clear" w:color="auto" w:fill="D9EAF7"/>
+            <w:tcBorders>
+              <w:top w:val="single" w:sz="4" w:space="0" w:color="366092"/>
+              <w:left w:val="single" w:sz="4" w:space="0" w:color="366092"/>
+              <w:bottom w:val="single" w:sz="4" w:space="0" w:color="366092"/>
+              <w:right w:val="single" w:sz="4" w:space="0" w:color="366092"/>
+            </w:tcBorders>
           </w:tcPr>
           <w:p>
-            <w:r>
-              <w:rPr>
-                <w:sz w:val="18"/>
-                <w:szCs w:val="18"/>
+            <w:pPr>
+              <w:spacing w:before="20" w:after="20" w:line="240" w:lineRule="auto"/>
+              <w:jc w:val="left"/>
+              <w:suppressAutoHyphens/>
+            </w:pPr>
+            <w:r>
+              <w:rPr>
+                <w:rFonts w:ascii="Montserrat" w:hAnsi="Montserrat" w:eastAsia="Montserrat" w:cs="Montserrat"/>
+                <w:b w:val="0"/>
+                <w:color w:val="000000"/>
               </w:rPr>
               <w:t>—</w:t>
             </w:r>
@@ -1471,25 +1555,32 @@
         <w:tc>
           <w:tcPr>
             <w:tcW w:w="1536" w:type="dxa"/>
-            <w:tcBorders>
-              <w:top w:val="none" w:sz="0" w:space="0" w:color="FFFFFF"/>
-              <w:left w:val="none" w:sz="0" w:space="0" w:color="FFFFFF"/>
-              <w:bottom w:val="none" w:sz="0" w:space="0" w:color="FFFFFF"/>
-              <w:right w:val="none" w:sz="0" w:space="0" w:color="FFFFFF"/>
-            </w:tcBorders>
-            <w:shd w:val="clear" w:color="auto" w:fill="F2F2F2"/>
             <w:tcMar>
               <w:top w:w="80" w:type="dxa"/>
               <w:left w:w="120" w:type="dxa"/>
               <w:bottom w:w="80" w:type="dxa"/>
               <w:right w:w="120" w:type="dxa"/>
             </w:tcMar>
+            <w:vAlign w:val="center"/>
+            <w:shd w:val="clear" w:color="auto" w:fill="D9EAF7"/>
+            <w:tcBorders>
+              <w:top w:val="single" w:sz="4" w:space="0" w:color="366092"/>
+              <w:left w:val="single" w:sz="4" w:space="0" w:color="366092"/>
+              <w:bottom w:val="single" w:sz="4" w:space="0" w:color="366092"/>
+              <w:right w:val="single" w:sz="4" w:space="0" w:color="366092"/>
+            </w:tcBorders>
           </w:tcPr>
           <w:p>
-            <w:r>
-              <w:rPr>
-                <w:sz w:val="18"/>
-                <w:szCs w:val="18"/>
+            <w:pPr>
+              <w:spacing w:before="20" w:after="20" w:line="240" w:lineRule="auto"/>
+              <w:jc w:val="left"/>
+              <w:suppressAutoHyphens/>
+            </w:pPr>
+            <w:r>
+              <w:rPr>
+                <w:rFonts w:ascii="Montserrat" w:hAnsi="Montserrat" w:eastAsia="Montserrat" w:cs="Montserrat"/>
+                <w:b w:val="0"/>
+                <w:color w:val="000000"/>
               </w:rPr>
               <w:t>—</w:t>
             </w:r>
@@ -1503,27 +1594,38 @@
             <w:bottom w:w="0" w:type="dxa"/>
           </w:tblCellMar>
         </w:tblPrEx>
+        <w:trPr>
+          <w:cantSplit w:val="1"/>
+        </w:trPr>
         <w:tc>
           <w:tcPr>
             <w:tcW w:w="2000" w:type="dxa"/>
-            <w:tcBorders>
-              <w:top w:val="none" w:sz="0" w:space="0" w:color="FFFFFF"/>
-              <w:left w:val="none" w:sz="0" w:space="0" w:color="FFFFFF"/>
-              <w:bottom w:val="none" w:sz="0" w:space="0" w:color="FFFFFF"/>
-              <w:right w:val="none" w:sz="0" w:space="0" w:color="FFFFFF"/>
-            </w:tcBorders>
             <w:tcMar>
               <w:top w:w="80" w:type="dxa"/>
               <w:left w:w="120" w:type="dxa"/>
               <w:bottom w:w="80" w:type="dxa"/>
               <w:right w:w="120" w:type="dxa"/>
             </w:tcMar>
+            <w:vAlign w:val="center"/>
+            <w:shd w:val="clear" w:color="auto" w:fill="FFFFFF"/>
+            <w:tcBorders>
+              <w:top w:val="single" w:sz="4" w:space="0" w:color="366092"/>
+              <w:left w:val="single" w:sz="4" w:space="0" w:color="366092"/>
+              <w:bottom w:val="single" w:sz="4" w:space="0" w:color="366092"/>
+              <w:right w:val="single" w:sz="4" w:space="0" w:color="366092"/>
+            </w:tcBorders>
           </w:tcPr>
           <w:p>
-            <w:r>
-              <w:rPr>
-                <w:sz w:val="18"/>
-                <w:szCs w:val="18"/>
+            <w:pPr>
+              <w:spacing w:before="20" w:after="20" w:line="240" w:lineRule="auto"/>
+              <w:jc w:val="left"/>
+              <w:suppressAutoHyphens/>
+            </w:pPr>
+            <w:r>
+              <w:rPr>
+                <w:rFonts w:ascii="Montserrat" w:hAnsi="Montserrat" w:eastAsia="Montserrat" w:cs="Montserrat"/>
+                <w:b w:val="0"/>
+                <w:color w:val="000000"/>
               </w:rPr>
               <w:t>Parámetro 3</w:t>
             </w:r>
@@ -1532,24 +1634,32 @@
         <w:tc>
           <w:tcPr>
             <w:tcW w:w="2000" w:type="dxa"/>
-            <w:tcBorders>
-              <w:top w:val="none" w:sz="0" w:space="0" w:color="FFFFFF"/>
-              <w:left w:val="none" w:sz="0" w:space="0" w:color="FFFFFF"/>
-              <w:bottom w:val="none" w:sz="0" w:space="0" w:color="FFFFFF"/>
-              <w:right w:val="none" w:sz="0" w:space="0" w:color="FFFFFF"/>
-            </w:tcBorders>
             <w:tcMar>
               <w:top w:w="80" w:type="dxa"/>
               <w:left w:w="120" w:type="dxa"/>
               <w:bottom w:w="80" w:type="dxa"/>
               <w:right w:w="120" w:type="dxa"/>
             </w:tcMar>
+            <w:vAlign w:val="center"/>
+            <w:shd w:val="clear" w:color="auto" w:fill="FFFFFF"/>
+            <w:tcBorders>
+              <w:top w:val="single" w:sz="4" w:space="0" w:color="366092"/>
+              <w:left w:val="single" w:sz="4" w:space="0" w:color="366092"/>
+              <w:bottom w:val="single" w:sz="4" w:space="0" w:color="366092"/>
+              <w:right w:val="single" w:sz="4" w:space="0" w:color="366092"/>
+            </w:tcBorders>
           </w:tcPr>
           <w:p>
-            <w:r>
-              <w:rPr>
-                <w:sz w:val="18"/>
-                <w:szCs w:val="18"/>
+            <w:pPr>
+              <w:spacing w:before="20" w:after="20" w:line="240" w:lineRule="auto"/>
+              <w:jc w:val="left"/>
+              <w:suppressAutoHyphens/>
+            </w:pPr>
+            <w:r>
+              <w:rPr>
+                <w:rFonts w:ascii="Montserrat" w:hAnsi="Montserrat" w:eastAsia="Montserrat" w:cs="Montserrat"/>
+                <w:b w:val="0"/>
+                <w:color w:val="000000"/>
               </w:rPr>
               <w:t>—</w:t>
             </w:r>
@@ -1558,24 +1668,32 @@
         <w:tc>
           <w:tcPr>
             <w:tcW w:w="2000" w:type="dxa"/>
-            <w:tcBorders>
-              <w:top w:val="none" w:sz="0" w:space="0" w:color="FFFFFF"/>
-              <w:left w:val="none" w:sz="0" w:space="0" w:color="FFFFFF"/>
-              <w:bottom w:val="none" w:sz="0" w:space="0" w:color="FFFFFF"/>
-              <w:right w:val="none" w:sz="0" w:space="0" w:color="FFFFFF"/>
-            </w:tcBorders>
             <w:tcMar>
               <w:top w:w="80" w:type="dxa"/>
               <w:left w:w="120" w:type="dxa"/>
               <w:bottom w:w="80" w:type="dxa"/>
               <w:right w:w="120" w:type="dxa"/>
             </w:tcMar>
+            <w:vAlign w:val="center"/>
+            <w:shd w:val="clear" w:color="auto" w:fill="FFFFFF"/>
+            <w:tcBorders>
+              <w:top w:val="single" w:sz="4" w:space="0" w:color="366092"/>
+              <w:left w:val="single" w:sz="4" w:space="0" w:color="366092"/>
+              <w:bottom w:val="single" w:sz="4" w:space="0" w:color="366092"/>
+              <w:right w:val="single" w:sz="4" w:space="0" w:color="366092"/>
+            </w:tcBorders>
           </w:tcPr>
           <w:p>
-            <w:r>
-              <w:rPr>
-                <w:sz w:val="18"/>
-                <w:szCs w:val="18"/>
+            <w:pPr>
+              <w:spacing w:before="20" w:after="20" w:line="240" w:lineRule="auto"/>
+              <w:jc w:val="left"/>
+              <w:suppressAutoHyphens/>
+            </w:pPr>
+            <w:r>
+              <w:rPr>
+                <w:rFonts w:ascii="Montserrat" w:hAnsi="Montserrat" w:eastAsia="Montserrat" w:cs="Montserrat"/>
+                <w:b w:val="0"/>
+                <w:color w:val="000000"/>
               </w:rPr>
               <w:t>—</w:t>
             </w:r>
@@ -1584,24 +1702,32 @@
         <w:tc>
           <w:tcPr>
             <w:tcW w:w="1536" w:type="dxa"/>
-            <w:tcBorders>
-              <w:top w:val="none" w:sz="0" w:space="0" w:color="FFFFFF"/>
-              <w:left w:val="none" w:sz="0" w:space="0" w:color="FFFFFF"/>
-              <w:bottom w:val="none" w:sz="0" w:space="0" w:color="FFFFFF"/>
-              <w:right w:val="none" w:sz="0" w:space="0" w:color="FFFFFF"/>
-            </w:tcBorders>
             <w:tcMar>
               <w:top w:w="80" w:type="dxa"/>
               <w:left w:w="120" w:type="dxa"/>
               <w:bottom w:w="80" w:type="dxa"/>
               <w:right w:w="120" w:type="dxa"/>
             </w:tcMar>
+            <w:vAlign w:val="center"/>
+            <w:shd w:val="clear" w:color="auto" w:fill="FFFFFF"/>
+            <w:tcBorders>
+              <w:top w:val="single" w:sz="4" w:space="0" w:color="366092"/>
+              <w:left w:val="single" w:sz="4" w:space="0" w:color="366092"/>
+              <w:bottom w:val="single" w:sz="4" w:space="0" w:color="366092"/>
+              <w:right w:val="single" w:sz="4" w:space="0" w:color="366092"/>
+            </w:tcBorders>
           </w:tcPr>
           <w:p>
-            <w:r>
-              <w:rPr>
-                <w:sz w:val="18"/>
-                <w:szCs w:val="18"/>
+            <w:pPr>
+              <w:spacing w:before="20" w:after="20" w:line="240" w:lineRule="auto"/>
+              <w:jc w:val="left"/>
+              <w:suppressAutoHyphens/>
+            </w:pPr>
+            <w:r>
+              <w:rPr>
+                <w:rFonts w:ascii="Montserrat" w:hAnsi="Montserrat" w:eastAsia="Montserrat" w:cs="Montserrat"/>
+                <w:b w:val="0"/>
+                <w:color w:val="000000"/>
               </w:rPr>
               <w:t>—</w:t>
             </w:r>
@@ -1610,24 +1736,32 @@
         <w:tc>
           <w:tcPr>
             <w:tcW w:w="1536" w:type="dxa"/>
-            <w:tcBorders>
-              <w:top w:val="none" w:sz="0" w:space="0" w:color="FFFFFF"/>
-              <w:left w:val="none" w:sz="0" w:space="0" w:color="FFFFFF"/>
-              <w:bottom w:val="none" w:sz="0" w:space="0" w:color="FFFFFF"/>
-              <w:right w:val="none" w:sz="0" w:space="0" w:color="FFFFFF"/>
-            </w:tcBorders>
             <w:tcMar>
               <w:top w:w="80" w:type="dxa"/>
               <w:left w:w="120" w:type="dxa"/>
               <w:bottom w:w="80" w:type="dxa"/>
               <w:right w:w="120" w:type="dxa"/>
             </w:tcMar>
+            <w:vAlign w:val="center"/>
+            <w:shd w:val="clear" w:color="auto" w:fill="FFFFFF"/>
+            <w:tcBorders>
+              <w:top w:val="single" w:sz="4" w:space="0" w:color="366092"/>
+              <w:left w:val="single" w:sz="4" w:space="0" w:color="366092"/>
+              <w:bottom w:val="single" w:sz="4" w:space="0" w:color="366092"/>
+              <w:right w:val="single" w:sz="4" w:space="0" w:color="366092"/>
+            </w:tcBorders>
           </w:tcPr>
           <w:p>
-            <w:r>
-              <w:rPr>
-                <w:sz w:val="18"/>
-                <w:szCs w:val="18"/>
+            <w:pPr>
+              <w:spacing w:before="20" w:after="20" w:line="240" w:lineRule="auto"/>
+              <w:jc w:val="left"/>
+              <w:suppressAutoHyphens/>
+            </w:pPr>
+            <w:r>
+              <w:rPr>
+                <w:rFonts w:ascii="Montserrat" w:hAnsi="Montserrat" w:eastAsia="Montserrat" w:cs="Montserrat"/>
+                <w:b w:val="0"/>
+                <w:color w:val="000000"/>
               </w:rPr>
               <w:t>—</w:t>
             </w:r>
@@ -1637,7 +1771,20 @@
     </w:tbl>
     <w:p>
       <w:pPr>
-        <w:spacing w:before="60" w:after="240"/>
+        <w:spacing w:before="40" w:after="140" w:lineRule="auto"/>
+      </w:pPr>
+      <w:r>
+        <w:rPr>
+          <w:rFonts w:ascii="Montserrat" w:hAnsi="Montserrat" w:eastAsia="Montserrat" w:cs="Montserrat"/>
+          <w:sz w:val="18"/>
+          <w:szCs w:val="18"/>
+        </w:rPr>
+        <w:t xml:space="preserve">Tabla 1. Resumen de informacion de partida</w:t>
+      </w:r>
+    </w:p>
+    <w:p>
+      <w:pPr>
+        <w:spacing w:after="0" w:before="0" w:line="288" w:lineRule="auto"/>
         <w:jc w:val="right"/>
       </w:pPr>
       <w:r>
@@ -1654,6 +1801,8 @@
     <w:p>
       <w:pPr>
         <w:pStyle w:val="Ttulo3"/>
+        <w:spacing w:before="180" w:after="100" w:lineRule="auto"/>
+        <w:keepNext/>
       </w:pPr>
       <w:bookmarkStart w:id="4" w:name="_Toc226615353"/>
       <w:r>
@@ -1663,7 +1812,7 @@
     </w:p>
     <w:p>
       <w:pPr>
-        <w:spacing w:after="120"/>
+        <w:spacing w:after="0" w:before="0" w:line="288" w:lineRule="auto"/>
       </w:pPr>
       <w:r>
         <w:t>[Contenido del subapartado 3.2.]</w:t>
@@ -1672,6 +1821,8 @@
     <w:p>
       <w:pPr>
         <w:pStyle w:val="Ttulo4"/>
+        <w:spacing w:before="160" w:after="80" w:lineRule="auto"/>
+        <w:keepNext/>
       </w:pPr>
       <w:bookmarkStart w:id="5" w:name="_Toc226615354"/>
       <w:r>
@@ -1689,7 +1840,7 @@
     </w:p>
     <w:p>
       <w:pPr>
-        <w:spacing w:after="120"/>
+        <w:spacing w:after="0" w:before="0" w:line="288" w:lineRule="auto"/>
       </w:pPr>
       <w:r>
         <w:t xml:space="preserve">[Contenido del </w:t>
@@ -1705,7 +1856,7 @@
     </w:p>
     <w:p>
       <w:pPr>
-        <w:spacing w:after="80"/>
+        <w:spacing w:after="0" w:before="0" w:line="288" w:lineRule="auto"/>
       </w:pPr>
       <w:r>
         <w:t>Los pasos del proceso son los siguientes:</w:t>
@@ -1718,7 +1869,7 @@
           <w:ilvl w:val="0"/>
           <w:numId w:val="3"/>
         </w:numPr>
-        <w:spacing w:before="60" w:after="60"/>
+        <w:spacing w:after="0" w:before="0" w:line="288" w:lineRule="auto"/>
       </w:pPr>
       <w:r>
         <w:t>[Paso 1 del proceso.]</w:t>
@@ -1731,7 +1882,7 @@
           <w:ilvl w:val="0"/>
           <w:numId w:val="3"/>
         </w:numPr>
-        <w:spacing w:before="60" w:after="60"/>
+        <w:spacing w:after="0" w:before="0" w:line="288" w:lineRule="auto"/>
       </w:pPr>
       <w:r>
         <w:t>[Paso 2 del proceso.]</w:t>
@@ -1744,7 +1895,7 @@
           <w:ilvl w:val="0"/>
           <w:numId w:val="3"/>
         </w:numPr>
-        <w:spacing w:before="60" w:after="60"/>
+        <w:spacing w:after="0" w:before="0" w:line="288" w:lineRule="auto"/>
       </w:pPr>
       <w:r>
         <w:t>[Paso 3 del proceso.]</w:t>
@@ -1757,7 +1908,7 @@
     </w:p>
     <w:p>
       <w:pPr>
-        <w:spacing w:before="240"/>
+        <w:spacing w:after="0" w:before="0" w:line="288" w:lineRule="auto"/>
         <w:jc w:val="center"/>
       </w:pPr>
       <w:r>
@@ -1766,7 +1917,7 @@
     </w:p>
     <w:p>
       <w:pPr>
-        <w:spacing w:before="60" w:after="240"/>
+        <w:spacing w:after="0" w:before="0" w:line="288" w:lineRule="auto"/>
         <w:jc w:val="center"/>
       </w:pPr>
       <w:r>
@@ -1783,6 +1934,8 @@
     <w:p>
       <w:pPr>
         <w:pStyle w:val="Ttulo2"/>
+        <w:spacing w:before="220" w:after="120" w:lineRule="auto"/>
+        <w:keepNext/>
       </w:pPr>
       <w:bookmarkStart w:id="6" w:name="_Toc226615355"/>
       <w:r>
@@ -1793,7 +1946,7 @@
     </w:p>
     <w:p>
       <w:pPr>
-        <w:spacing w:after="120"/>
+        <w:spacing w:after="0" w:before="0" w:line="288" w:lineRule="auto"/>
       </w:pPr>
       <w:r>
         <w:t>[Desarrollo del contenido técnico. Describir metodología, proceso de cálculo o análisis. Referenciar apéndices cuando el volumen lo requiera.]</w:t>
@@ -1802,6 +1955,8 @@
     <w:p>
       <w:pPr>
         <w:pStyle w:val="Ttulo3"/>
+        <w:spacing w:before="180" w:after="100" w:lineRule="auto"/>
+        <w:keepNext/>
       </w:pPr>
       <w:bookmarkStart w:id="7" w:name="_Toc226615356"/>
       <w:r>
@@ -1811,7 +1966,7 @@
     </w:p>
     <w:p>
       <w:pPr>
-        <w:spacing w:after="120"/>
+        <w:spacing w:after="0" w:before="0" w:line="288" w:lineRule="auto"/>
       </w:pPr>
       <w:r>
         <w:t>[Planteamiento. Fórmulas y justificación de valores adoptados.]</w:t>
@@ -1820,6 +1975,8 @@
     <w:p>
       <w:pPr>
         <w:pStyle w:val="Ttulo3"/>
+        <w:spacing w:before="180" w:after="100" w:lineRule="auto"/>
+        <w:keepNext/>
       </w:pPr>
       <w:bookmarkStart w:id="8" w:name="_Toc226615357"/>
       <w:r>
@@ -1829,7 +1986,7 @@
     </w:p>
     <w:p>
       <w:pPr>
-        <w:spacing w:after="120"/>
+        <w:spacing w:after="0" w:before="0" w:line="288" w:lineRule="auto"/>
       </w:pPr>
       <w:r>
         <w:t>[Continuación del desarrollo. Tablas de resultados intermedios si procede.]</w:t>
@@ -1838,6 +1995,8 @@
     <w:p>
       <w:pPr>
         <w:pStyle w:val="Ttulo2"/>
+        <w:spacing w:before="220" w:after="120" w:lineRule="auto"/>
+        <w:keepNext/>
       </w:pPr>
       <w:bookmarkStart w:id="9" w:name="_Toc226615358"/>
       <w:r>
@@ -1847,7 +2006,7 @@
     </w:p>
     <w:p>
       <w:pPr>
-        <w:spacing w:after="80"/>
+        <w:spacing w:after="0" w:before="0" w:line="288" w:lineRule="auto"/>
       </w:pPr>
       <w:r>
         <w:t>A la vista de los análisis realizados, se extraen las siguientes conclusiones:</w:t>
@@ -1860,7 +2019,7 @@
           <w:ilvl w:val="0"/>
           <w:numId w:val="2"/>
         </w:numPr>
-        <w:spacing w:before="60" w:after="60"/>
+        <w:spacing w:after="0" w:before="0" w:line="288" w:lineRule="auto"/>
       </w:pPr>
       <w:r>
         <w:t>[Conclusión 1. Resultado principal.]</w:t>
@@ -1873,7 +2032,7 @@
           <w:ilvl w:val="0"/>
           <w:numId w:val="2"/>
         </w:numPr>
-        <w:spacing w:before="60" w:after="60"/>
+        <w:spacing w:after="0" w:before="0" w:line="288" w:lineRule="auto"/>
       </w:pPr>
       <w:r>
         <w:t>[Conclusión 2.]</w:t>
@@ -1886,7 +2045,7 @@
           <w:ilvl w:val="0"/>
           <w:numId w:val="2"/>
         </w:numPr>
-        <w:spacing w:before="60" w:after="60"/>
+        <w:spacing w:after="0" w:before="0" w:line="288" w:lineRule="auto"/>
       </w:pPr>
       <w:r>
         <w:t>[Conclusión 3.]</w:t>
@@ -1899,7 +2058,7 @@
     </w:p>
     <w:p>
       <w:pPr>
-        <w:spacing w:after="240"/>
+        <w:spacing w:after="0" w:before="0" w:line="288" w:lineRule="auto"/>
       </w:pPr>
       <w:r>
         <w:t>Los resultados obtenidos son conformes con la normativa de aplicación y se consideran adecuados para los fines del proyecto.</w:t>
@@ -1912,7 +2071,7 @@
     </w:p>
     <w:p>
       <w:pPr>
-        <w:spacing w:before="480" w:after="120"/>
+        <w:spacing w:after="0" w:before="0" w:line="288" w:lineRule="auto"/>
         <w:jc w:val="center"/>
       </w:pPr>
       <w:r>
@@ -1929,7 +2088,7 @@
     </w:p>
     <w:p>
       <w:pPr>
-        <w:spacing w:after="480"/>
+        <w:spacing w:after="0" w:before="0" w:line="288" w:lineRule="auto"/>
         <w:jc w:val="center"/>
       </w:pPr>
       <w:r>
@@ -1943,6 +2102,9 @@
       </w:r>
     </w:p>
     <w:p>
+      <w:pPr>
+        <w:spacing w:after="0" w:before="0" w:line="288" w:lineRule="auto"/>
+      </w:pPr>
       <w:r>
         <w:t>[Contenido del apéndice: tablas extensas, planos, fichas, cálculos auxiliares, etc.]</w:t>
       </w:r>
@@ -5235,6 +5397,11 @@
     <w:pPr>
       <w:jc w:val="both"/>
     </w:pPr>
+    <w:rPr>
+      <w:rFonts w:ascii="Montserrat" w:hAnsi="Montserrat" w:eastAsia="Montserrat" w:cs="Montserrat"/>
+      <w:sz w:val="19"/>
+      <w:szCs w:val="19"/>
+    </w:rPr>
   </w:style>
   <w:style w:type="paragraph" w:styleId="Ttulo1">
     <w:name w:val="heading 1"/>
